--- a/swimming/olympic_swimming_100m/olympic_swimming_ws_key.docx
+++ b/swimming/olympic_swimming_100m/olympic_swimming_ws_key.docx
@@ -1,6 +1,6 @@
 
 <file path=word/document.xml><?xml version="1.0" encoding="utf-8"?>
-<w:document xmlns:wpc="http://schemas.microsoft.com/office/word/2010/wordprocessingCanvas" xmlns:cx="http://schemas.microsoft.com/office/drawing/2014/chartex" xmlns:cx1="http://schemas.microsoft.com/office/drawing/2015/9/8/chartex" xmlns:mc="http://schemas.openxmlformats.org/markup-compatibility/2006" xmlns:o="urn:schemas-microsoft-com:office:office" xmlns:r="http://schemas.openxmlformats.org/officeDocument/2006/relationships" xmlns:m="http://schemas.openxmlformats.org/officeDocument/2006/math" xmlns:v="urn:schemas-microsoft-com:vml" xmlns:wp14="http://schemas.microsoft.com/office/word/2010/wordprocessingDrawing" xmlns:wp="http://schemas.openxmlformats.org/drawingml/2006/wordprocessingDrawing" xmlns:w10="urn:schemas-microsoft-com:office:word" xmlns:w="http://schemas.openxmlformats.org/wordprocessingml/2006/main" xmlns:w14="http://schemas.microsoft.com/office/word/2010/wordml" xmlns:w15="http://schemas.microsoft.com/office/word/2012/wordml" xmlns:w16se="http://schemas.microsoft.com/office/word/2015/wordml/symex" xmlns:wpg="http://schemas.microsoft.com/office/word/2010/wordprocessingGroup" xmlns:wpi="http://schemas.microsoft.com/office/word/2010/wordprocessingInk" xmlns:wne="http://schemas.microsoft.com/office/word/2006/wordml" xmlns:wps="http://schemas.microsoft.com/office/word/2010/wordprocessingShape" mc:Ignorable="w14 w15 w16se wp14">
+<w:document xmlns:wpc="http://schemas.microsoft.com/office/word/2010/wordprocessingCanvas" xmlns:cx="http://schemas.microsoft.com/office/drawing/2014/chartex" xmlns:cx1="http://schemas.microsoft.com/office/drawing/2015/9/8/chartex" xmlns:cx2="http://schemas.microsoft.com/office/drawing/2015/10/21/chartex" xmlns:cx3="http://schemas.microsoft.com/office/drawing/2016/5/9/chartex" xmlns:cx4="http://schemas.microsoft.com/office/drawing/2016/5/10/chartex" xmlns:cx5="http://schemas.microsoft.com/office/drawing/2016/5/11/chartex" xmlns:cx6="http://schemas.microsoft.com/office/drawing/2016/5/12/chartex" xmlns:cx7="http://schemas.microsoft.com/office/drawing/2016/5/13/chartex" xmlns:cx8="http://schemas.microsoft.com/office/drawing/2016/5/14/chartex" xmlns:mc="http://schemas.openxmlformats.org/markup-compatibility/2006" xmlns:aink="http://schemas.microsoft.com/office/drawing/2016/ink" xmlns:am3d="http://schemas.microsoft.com/office/drawing/2017/model3d" xmlns:o="urn:schemas-microsoft-com:office:office" xmlns:oel="http://schemas.microsoft.com/office/2019/extlst" xmlns:r="http://schemas.openxmlformats.org/officeDocument/2006/relationships" xmlns:m="http://schemas.openxmlformats.org/officeDocument/2006/math" xmlns:v="urn:schemas-microsoft-com:vml" xmlns:wp14="http://schemas.microsoft.com/office/word/2010/wordprocessingDrawing" xmlns:wp="http://schemas.openxmlformats.org/drawingml/2006/wordprocessingDrawing" xmlns:w10="urn:schemas-microsoft-com:office:word" xmlns:w="http://schemas.openxmlformats.org/wordprocessingml/2006/main" xmlns:w14="http://schemas.microsoft.com/office/word/2010/wordml" xmlns:w15="http://schemas.microsoft.com/office/word/2012/wordml" xmlns:w16cex="http://schemas.microsoft.com/office/word/2018/wordml/cex" xmlns:w16cid="http://schemas.microsoft.com/office/word/2016/wordml/cid" xmlns:w16="http://schemas.microsoft.com/office/word/2018/wordml" xmlns:w16du="http://schemas.microsoft.com/office/word/2023/wordml/word16du" xmlns:w16sdtdh="http://schemas.microsoft.com/office/word/2020/wordml/sdtdatahash" xmlns:w16sdtfl="http://schemas.microsoft.com/office/word/2024/wordml/sdtformatlock" xmlns:w16se="http://schemas.microsoft.com/office/word/2015/wordml/symex" xmlns:wpg="http://schemas.microsoft.com/office/word/2010/wordprocessingGroup" xmlns:wpi="http://schemas.microsoft.com/office/word/2010/wordprocessingInk" xmlns:wne="http://schemas.microsoft.com/office/word/2006/wordml" xmlns:wps="http://schemas.microsoft.com/office/word/2010/wordprocessingShape" mc:Ignorable="w14 w15 w16se w16cid w16 w16cex w16sdtdh w16sdtfl w16du wp14">
   <w:body>
     <w:p>
       <w:pPr>
@@ -637,7 +637,6 @@
                 <w:szCs w:val="18"/>
               </w:rPr>
             </w:pPr>
-            <w:proofErr w:type="spellStart"/>
             <w:r>
               <w:rPr>
                 <w:rFonts w:ascii="system-ui" w:eastAsia="Times New Roman" w:hAnsi="system-ui" w:cs="system-ui"/>
@@ -650,7 +649,6 @@
               </w:rPr>
               <w:t>StDev</w:t>
             </w:r>
-            <w:proofErr w:type="spellEnd"/>
           </w:p>
         </w:tc>
         <w:tc>
@@ -2436,17 +2434,266 @@
     <w:p>
       <w:pPr>
         <w:pStyle w:val="ListParagraph"/>
-        <w:ind w:left="0"/>
-        <w:rPr>
-          <w:rFonts w:ascii="Times New Roman" w:hAnsi="Times New Roman" w:cs="Times New Roman"/>
+        <w:ind w:left="1440"/>
+        <w:rPr>
+          <w:rFonts w:ascii="Times New Roman" w:hAnsi="Times New Roman" w:cs="Times New Roman"/>
+          <w:b/>
+          <w:bCs/>
           <w:color w:val="FF0000"/>
         </w:rPr>
       </w:pPr>
-    </w:p>
+      <w:r>
+        <w:rPr>
+          <w:rFonts w:ascii="Times New Roman" w:hAnsi="Times New Roman" w:cs="Times New Roman"/>
+          <w:b/>
+          <w:bCs/>
+          <w:color w:val="FF0000"/>
+        </w:rPr>
+        <w:t>Estimation for Difference</w:t>
+      </w:r>
+    </w:p>
+    <w:tbl>
+      <w:tblPr>
+        <w:tblW w:w="0" w:type="auto"/>
+        <w:tblInd w:w="930" w:type="dxa"/>
+        <w:tblCellMar>
+          <w:left w:w="60" w:type="dxa"/>
+          <w:right w:w="60" w:type="dxa"/>
+        </w:tblCellMar>
+        <w:tblLook w:val="0000" w:firstRow="0" w:lastRow="0" w:firstColumn="0" w:lastColumn="0" w:noHBand="0" w:noVBand="0"/>
+      </w:tblPr>
+      <w:tblGrid>
+        <w:gridCol w:w="2708"/>
+        <w:gridCol w:w="2708"/>
+        <w:gridCol w:w="2708"/>
+      </w:tblGrid>
+      <w:tr>
+        <w:tblPrEx>
+          <w:tblCellMar>
+            <w:top w:w="0" w:type="dxa"/>
+            <w:bottom w:w="0" w:type="dxa"/>
+          </w:tblCellMar>
+        </w:tblPrEx>
+        <w:trPr>
+          <w:trHeight w:val="725"/>
+        </w:trPr>
+        <w:tc>
+          <w:tcPr>
+            <w:tcW w:w="2708" w:type="dxa"/>
+            <w:tcBorders>
+              <w:bottom w:val="single" w:sz="4" w:space="0" w:color="auto"/>
+            </w:tcBorders>
+            <w:vAlign w:val="bottom"/>
+          </w:tcPr>
+          <w:p>
+            <w:pPr>
+              <w:pStyle w:val="ListParagraph"/>
+              <w:rPr>
+                <w:rFonts w:ascii="Times New Roman" w:hAnsi="Times New Roman" w:cs="Times New Roman"/>
+                <w:b/>
+                <w:bCs/>
+                <w:color w:val="FF0000"/>
+              </w:rPr>
+            </w:pPr>
+            <w:r>
+              <w:rPr>
+                <w:rFonts w:ascii="Times New Roman" w:hAnsi="Times New Roman" w:cs="Times New Roman"/>
+                <w:b/>
+                <w:bCs/>
+                <w:color w:val="FF0000"/>
+              </w:rPr>
+              <w:t>Difference</w:t>
+            </w:r>
+          </w:p>
+        </w:tc>
+        <w:tc>
+          <w:tcPr>
+            <w:tcW w:w="2708" w:type="dxa"/>
+            <w:tcBorders>
+              <w:top w:val="none" w:sz="0" w:space="0" w:color="000000"/>
+              <w:left w:val="none" w:sz="0" w:space="0" w:color="000000"/>
+              <w:bottom w:val="single" w:sz="4" w:space="0" w:color="auto"/>
+              <w:right w:val="none" w:sz="0" w:space="0" w:color="000000"/>
+            </w:tcBorders>
+            <w:tcMar>
+              <w:top w:w="15" w:type="dxa"/>
+              <w:left w:w="30" w:type="dxa"/>
+              <w:right w:w="30" w:type="dxa"/>
+            </w:tcMar>
+            <w:vAlign w:val="bottom"/>
+          </w:tcPr>
+          <w:p>
+            <w:pPr>
+              <w:pStyle w:val="ListParagraph"/>
+              <w:rPr>
+                <w:rFonts w:ascii="Times New Roman" w:hAnsi="Times New Roman" w:cs="Times New Roman"/>
+                <w:b/>
+                <w:bCs/>
+                <w:color w:val="FF0000"/>
+              </w:rPr>
+            </w:pPr>
+            <w:r>
+              <w:rPr>
+                <w:rFonts w:ascii="Times New Roman" w:hAnsi="Times New Roman" w:cs="Times New Roman"/>
+                <w:b/>
+                <w:bCs/>
+                <w:color w:val="FF0000"/>
+              </w:rPr>
+              <w:t>DF</w:t>
+            </w:r>
+          </w:p>
+        </w:tc>
+        <w:tc>
+          <w:tcPr>
+            <w:tcW w:w="2708" w:type="dxa"/>
+            <w:tcBorders>
+              <w:top w:val="none" w:sz="0" w:space="0" w:color="000000"/>
+              <w:left w:val="none" w:sz="0" w:space="0" w:color="000000"/>
+              <w:bottom w:val="single" w:sz="6" w:space="0" w:color="383838"/>
+              <w:right w:val="none" w:sz="0" w:space="0" w:color="000000"/>
+            </w:tcBorders>
+            <w:tcMar>
+              <w:top w:w="15" w:type="dxa"/>
+              <w:left w:w="30" w:type="dxa"/>
+              <w:right w:w="30" w:type="dxa"/>
+            </w:tcMar>
+            <w:vAlign w:val="bottom"/>
+          </w:tcPr>
+          <w:p>
+            <w:pPr>
+              <w:pStyle w:val="ListParagraph"/>
+              <w:rPr>
+                <w:rFonts w:ascii="Times New Roman" w:hAnsi="Times New Roman" w:cs="Times New Roman"/>
+                <w:b/>
+                <w:bCs/>
+                <w:color w:val="FF0000"/>
+              </w:rPr>
+            </w:pPr>
+            <w:r>
+              <w:rPr>
+                <w:rFonts w:ascii="Times New Roman" w:hAnsi="Times New Roman" w:cs="Times New Roman"/>
+                <w:b/>
+                <w:bCs/>
+                <w:color w:val="FF0000"/>
+              </w:rPr>
+              <w:t>95% CI for</w:t>
+            </w:r>
+            <w:r>
+              <w:rPr>
+                <w:rFonts w:ascii="Times New Roman" w:hAnsi="Times New Roman" w:cs="Times New Roman"/>
+                <w:b/>
+                <w:bCs/>
+                <w:color w:val="FF0000"/>
+              </w:rPr>
+              <w:br/>
+              <w:t>Difference</w:t>
+            </w:r>
+          </w:p>
+        </w:tc>
+      </w:tr>
+      <w:tr>
+        <w:tblPrEx>
+          <w:tblCellMar>
+            <w:top w:w="0" w:type="dxa"/>
+            <w:bottom w:w="0" w:type="dxa"/>
+          </w:tblCellMar>
+        </w:tblPrEx>
+        <w:trPr>
+          <w:trHeight w:val="534"/>
+        </w:trPr>
+        <w:tc>
+          <w:tcPr>
+            <w:tcW w:w="2708" w:type="dxa"/>
+            <w:tcBorders>
+              <w:top w:val="single" w:sz="4" w:space="0" w:color="auto"/>
+            </w:tcBorders>
+          </w:tcPr>
+          <w:p>
+            <w:pPr>
+              <w:pStyle w:val="ListParagraph"/>
+              <w:rPr>
+                <w:rFonts w:ascii="Times New Roman" w:hAnsi="Times New Roman" w:cs="Times New Roman"/>
+                <w:color w:val="FF0000"/>
+              </w:rPr>
+            </w:pPr>
+            <w:r>
+              <w:rPr>
+                <w:rFonts w:ascii="Times New Roman" w:hAnsi="Times New Roman" w:cs="Times New Roman"/>
+                <w:color w:val="FF0000"/>
+              </w:rPr>
+              <w:t>2.622</w:t>
+            </w:r>
+          </w:p>
+        </w:tc>
+        <w:tc>
+          <w:tcPr>
+            <w:tcW w:w="2708" w:type="dxa"/>
+            <w:tcBorders>
+              <w:top w:val="single" w:sz="4" w:space="0" w:color="auto"/>
+              <w:left w:val="nil"/>
+              <w:bottom w:val="nil"/>
+              <w:right w:val="nil"/>
+            </w:tcBorders>
+            <w:tcMar>
+              <w:top w:w="15" w:type="dxa"/>
+              <w:left w:w="30" w:type="dxa"/>
+              <w:right w:w="30" w:type="dxa"/>
+            </w:tcMar>
+          </w:tcPr>
+          <w:p>
+            <w:pPr>
+              <w:pStyle w:val="ListParagraph"/>
+              <w:rPr>
+                <w:rFonts w:ascii="Times New Roman" w:hAnsi="Times New Roman" w:cs="Times New Roman"/>
+                <w:color w:val="FF0000"/>
+              </w:rPr>
+            </w:pPr>
+            <w:r>
+              <w:rPr>
+                <w:rFonts w:ascii="Times New Roman" w:hAnsi="Times New Roman" w:cs="Times New Roman"/>
+                <w:color w:val="FF0000"/>
+              </w:rPr>
+              <w:t>178</w:t>
+            </w:r>
+          </w:p>
+        </w:tc>
+        <w:tc>
+          <w:tcPr>
+            <w:tcW w:w="2708" w:type="dxa"/>
+            <w:tcBorders>
+              <w:top w:val="nil"/>
+              <w:left w:val="nil"/>
+              <w:bottom w:val="nil"/>
+              <w:right w:val="nil"/>
+            </w:tcBorders>
+            <w:tcMar>
+              <w:top w:w="15" w:type="dxa"/>
+              <w:left w:w="30" w:type="dxa"/>
+              <w:right w:w="30" w:type="dxa"/>
+            </w:tcMar>
+          </w:tcPr>
+          <w:p>
+            <w:pPr>
+              <w:pStyle w:val="ListParagraph"/>
+              <w:rPr>
+                <w:rFonts w:ascii="Times New Roman" w:hAnsi="Times New Roman" w:cs="Times New Roman"/>
+                <w:color w:val="FF0000"/>
+              </w:rPr>
+            </w:pPr>
+            <w:r>
+              <w:rPr>
+                <w:rFonts w:ascii="Times New Roman" w:hAnsi="Times New Roman" w:cs="Times New Roman"/>
+                <w:color w:val="FF0000"/>
+              </w:rPr>
+              <w:t>(2.151, 3.093)</w:t>
+            </w:r>
+          </w:p>
+        </w:tc>
+      </w:tr>
+    </w:tbl>
     <w:p>
       <w:pPr>
         <w:pStyle w:val="ListParagraph"/>
-        <w:ind w:left="0"/>
         <w:rPr>
           <w:rFonts w:ascii="Times New Roman" w:hAnsi="Times New Roman" w:cs="Times New Roman"/>
           <w:color w:val="FF0000"/>
@@ -2456,52 +2703,18 @@
     <w:p>
       <w:pPr>
         <w:pStyle w:val="ListParagraph"/>
-        <w:ind w:left="0"/>
         <w:rPr>
           <w:rFonts w:ascii="Times New Roman" w:hAnsi="Times New Roman" w:cs="Times New Roman"/>
           <w:color w:val="FF0000"/>
         </w:rPr>
       </w:pPr>
-    </w:p>
-    <w:p>
-      <w:pPr>
-        <w:pStyle w:val="ListParagraph"/>
-        <w:ind w:left="0"/>
+      <w:r>
         <w:rPr>
           <w:rFonts w:ascii="Times New Roman" w:hAnsi="Times New Roman" w:cs="Times New Roman"/>
           <w:color w:val="FF0000"/>
         </w:rPr>
-      </w:pPr>
-    </w:p>
-    <w:p>
-      <w:pPr>
-        <w:pStyle w:val="ListParagraph"/>
-        <w:ind w:left="0"/>
-        <w:rPr>
-          <w:rFonts w:ascii="Times New Roman" w:hAnsi="Times New Roman" w:cs="Times New Roman"/>
-          <w:color w:val="FF0000"/>
-        </w:rPr>
-      </w:pPr>
-    </w:p>
-    <w:p>
-      <w:pPr>
-        <w:pStyle w:val="ListParagraph"/>
-        <w:ind w:left="0"/>
-        <w:rPr>
-          <w:rFonts w:ascii="Times New Roman" w:hAnsi="Times New Roman" w:cs="Times New Roman"/>
-          <w:color w:val="FF0000"/>
-        </w:rPr>
-      </w:pPr>
-    </w:p>
-    <w:p>
-      <w:pPr>
-        <w:pStyle w:val="ListParagraph"/>
-        <w:ind w:left="0"/>
-        <w:rPr>
-          <w:rFonts w:ascii="Times New Roman" w:hAnsi="Times New Roman" w:cs="Times New Roman"/>
-          <w:color w:val="FF0000"/>
-        </w:rPr>
-      </w:pPr>
+        <w:t>For elite women swimmers, on average (and with 95% confidence), 100 meter freestyle times are 2.151 seconds to 3.093 seconds faster than the butterfly.</w:t>
+      </w:r>
     </w:p>
     <w:p>
       <w:pPr>
@@ -2643,21 +2856,7 @@
         <w:rPr>
           <w:rFonts w:ascii="Times New Roman" w:hAnsi="Times New Roman" w:cs="Times New Roman"/>
         </w:rPr>
-        <w:t xml:space="preserve">The 2000 Sydney Games also marked the introduction of high-tech swimsuits (e.g., Speedo </w:t>
-      </w:r>
-      <w:proofErr w:type="spellStart"/>
-      <w:r>
-        <w:rPr>
-          <w:rFonts w:ascii="Times New Roman" w:hAnsi="Times New Roman" w:cs="Times New Roman"/>
-        </w:rPr>
-        <w:t>Fastskin</w:t>
-      </w:r>
-      <w:proofErr w:type="spellEnd"/>
-      <w:r>
-        <w:rPr>
-          <w:rFonts w:ascii="Times New Roman" w:hAnsi="Times New Roman" w:cs="Times New Roman"/>
-        </w:rPr>
-        <w:t>), reflecting broader advances in technology and training.</w:t>
+        <w:t>The 2000 Sydney Games also marked the introduction of high-tech swimsuits (e.g., Speedo Fastskin), reflecting broader advances in technology and training.</w:t>
       </w:r>
     </w:p>
     <w:p>
@@ -2787,7 +2986,6 @@
         <w:rPr>
           <w:rFonts w:ascii="Times New Roman" w:hAnsi="Times New Roman" w:cs="Times New Roman"/>
         </w:rPr>
-        <w:lastRenderedPageBreak/>
         <w:t>The boxplots above show finishing times for the women’s 100m event</w:t>
       </w:r>
       <w:r>
@@ -3028,8 +3226,6 @@
         </w:rPr>
         <w:t xml:space="preserve">. </w:t>
       </w:r>
-      <w:bookmarkStart w:id="0" w:name="_GoBack"/>
-      <w:bookmarkEnd w:id="0"/>
     </w:p>
     <w:p>
       <w:pPr>
@@ -3298,7 +3494,6 @@
                 <w:szCs w:val="19"/>
               </w:rPr>
             </w:pPr>
-            <w:proofErr w:type="spellStart"/>
             <w:r>
               <w:rPr>
                 <w:rFonts w:ascii="Segoe UI" w:eastAsia="Times New Roman" w:hAnsi="Segoe UI" w:cs="Segoe UI"/>
@@ -3311,7 +3506,6 @@
               </w:rPr>
               <w:t>StDev</w:t>
             </w:r>
-            <w:proofErr w:type="spellEnd"/>
           </w:p>
         </w:tc>
         <w:tc>
@@ -4931,13 +5125,262 @@
     <w:p>
       <w:pPr>
         <w:pStyle w:val="ListParagraph"/>
-        <w:ind w:left="0"/>
-        <w:rPr>
-          <w:rFonts w:ascii="Times New Roman" w:hAnsi="Times New Roman" w:cs="Times New Roman"/>
+        <w:rPr>
+          <w:rFonts w:ascii="Times New Roman" w:hAnsi="Times New Roman" w:cs="Times New Roman"/>
+          <w:b/>
+          <w:bCs/>
           <w:color w:val="FF0000"/>
         </w:rPr>
       </w:pPr>
-    </w:p>
+      <w:r>
+        <w:rPr>
+          <w:rFonts w:ascii="Times New Roman" w:hAnsi="Times New Roman" w:cs="Times New Roman"/>
+          <w:b/>
+          <w:bCs/>
+          <w:color w:val="FF0000"/>
+        </w:rPr>
+        <w:t>Estimation for Difference</w:t>
+      </w:r>
+    </w:p>
+    <w:tbl>
+      <w:tblPr>
+        <w:tblW w:w="0" w:type="auto"/>
+        <w:tblInd w:w="210" w:type="dxa"/>
+        <w:tblCellMar>
+          <w:left w:w="60" w:type="dxa"/>
+          <w:right w:w="60" w:type="dxa"/>
+        </w:tblCellMar>
+        <w:tblLook w:val="0000" w:firstRow="0" w:lastRow="0" w:firstColumn="0" w:lastColumn="0" w:noHBand="0" w:noVBand="0"/>
+      </w:tblPr>
+      <w:tblGrid>
+        <w:gridCol w:w="2084"/>
+        <w:gridCol w:w="2084"/>
+        <w:gridCol w:w="2084"/>
+      </w:tblGrid>
+      <w:tr>
+        <w:tblPrEx>
+          <w:tblCellMar>
+            <w:top w:w="0" w:type="dxa"/>
+            <w:bottom w:w="0" w:type="dxa"/>
+          </w:tblCellMar>
+        </w:tblPrEx>
+        <w:trPr>
+          <w:trHeight w:val="358"/>
+        </w:trPr>
+        <w:tc>
+          <w:tcPr>
+            <w:tcW w:w="2084" w:type="dxa"/>
+            <w:tcBorders>
+              <w:bottom w:val="single" w:sz="4" w:space="0" w:color="auto"/>
+            </w:tcBorders>
+            <w:vAlign w:val="bottom"/>
+          </w:tcPr>
+          <w:p>
+            <w:pPr>
+              <w:pStyle w:val="ListParagraph"/>
+              <w:rPr>
+                <w:rFonts w:ascii="Times New Roman" w:hAnsi="Times New Roman" w:cs="Times New Roman"/>
+                <w:b/>
+                <w:bCs/>
+                <w:color w:val="FF0000"/>
+              </w:rPr>
+            </w:pPr>
+            <w:r>
+              <w:rPr>
+                <w:rFonts w:ascii="Times New Roman" w:hAnsi="Times New Roman" w:cs="Times New Roman"/>
+                <w:b/>
+                <w:bCs/>
+                <w:color w:val="FF0000"/>
+              </w:rPr>
+              <w:t>Difference</w:t>
+            </w:r>
+          </w:p>
+        </w:tc>
+        <w:tc>
+          <w:tcPr>
+            <w:tcW w:w="2084" w:type="dxa"/>
+            <w:tcBorders>
+              <w:top w:val="none" w:sz="0" w:space="0" w:color="000000"/>
+              <w:left w:val="none" w:sz="0" w:space="0" w:color="000000"/>
+              <w:bottom w:val="single" w:sz="4" w:space="0" w:color="auto"/>
+              <w:right w:val="none" w:sz="0" w:space="0" w:color="000000"/>
+            </w:tcBorders>
+            <w:tcMar>
+              <w:top w:w="15" w:type="dxa"/>
+              <w:left w:w="30" w:type="dxa"/>
+              <w:right w:w="30" w:type="dxa"/>
+            </w:tcMar>
+            <w:vAlign w:val="bottom"/>
+          </w:tcPr>
+          <w:p>
+            <w:pPr>
+              <w:pStyle w:val="ListParagraph"/>
+              <w:rPr>
+                <w:rFonts w:ascii="Times New Roman" w:hAnsi="Times New Roman" w:cs="Times New Roman"/>
+                <w:b/>
+                <w:bCs/>
+                <w:color w:val="FF0000"/>
+              </w:rPr>
+            </w:pPr>
+            <w:r>
+              <w:rPr>
+                <w:rFonts w:ascii="Times New Roman" w:hAnsi="Times New Roman" w:cs="Times New Roman"/>
+                <w:b/>
+                <w:bCs/>
+                <w:color w:val="FF0000"/>
+              </w:rPr>
+              <w:t>df</w:t>
+            </w:r>
+          </w:p>
+        </w:tc>
+        <w:tc>
+          <w:tcPr>
+            <w:tcW w:w="2084" w:type="dxa"/>
+            <w:tcBorders>
+              <w:top w:val="none" w:sz="0" w:space="0" w:color="000000"/>
+              <w:left w:val="none" w:sz="0" w:space="0" w:color="000000"/>
+              <w:bottom w:val="single" w:sz="4" w:space="0" w:color="auto"/>
+              <w:right w:val="none" w:sz="0" w:space="0" w:color="000000"/>
+            </w:tcBorders>
+            <w:tcMar>
+              <w:top w:w="15" w:type="dxa"/>
+              <w:left w:w="30" w:type="dxa"/>
+              <w:right w:w="30" w:type="dxa"/>
+            </w:tcMar>
+            <w:vAlign w:val="bottom"/>
+          </w:tcPr>
+          <w:p>
+            <w:pPr>
+              <w:pStyle w:val="ListParagraph"/>
+              <w:rPr>
+                <w:rFonts w:ascii="Times New Roman" w:hAnsi="Times New Roman" w:cs="Times New Roman"/>
+                <w:b/>
+                <w:bCs/>
+                <w:color w:val="FF0000"/>
+              </w:rPr>
+            </w:pPr>
+            <w:r>
+              <w:rPr>
+                <w:rFonts w:ascii="Times New Roman" w:hAnsi="Times New Roman" w:cs="Times New Roman"/>
+                <w:b/>
+                <w:bCs/>
+                <w:color w:val="FF0000"/>
+              </w:rPr>
+              <w:t>95% CI for</w:t>
+            </w:r>
+            <w:r>
+              <w:rPr>
+                <w:rFonts w:ascii="Times New Roman" w:hAnsi="Times New Roman" w:cs="Times New Roman"/>
+                <w:b/>
+                <w:bCs/>
+                <w:color w:val="FF0000"/>
+              </w:rPr>
+              <w:br/>
+              <w:t>Difference</w:t>
+            </w:r>
+          </w:p>
+        </w:tc>
+      </w:tr>
+      <w:tr>
+        <w:tblPrEx>
+          <w:tblCellMar>
+            <w:top w:w="0" w:type="dxa"/>
+            <w:bottom w:w="0" w:type="dxa"/>
+          </w:tblCellMar>
+        </w:tblPrEx>
+        <w:trPr>
+          <w:trHeight w:val="263"/>
+        </w:trPr>
+        <w:tc>
+          <w:tcPr>
+            <w:tcW w:w="2084" w:type="dxa"/>
+            <w:tcBorders>
+              <w:top w:val="single" w:sz="4" w:space="0" w:color="auto"/>
+            </w:tcBorders>
+          </w:tcPr>
+          <w:p>
+            <w:pPr>
+              <w:pStyle w:val="ListParagraph"/>
+              <w:rPr>
+                <w:rFonts w:ascii="Times New Roman" w:hAnsi="Times New Roman" w:cs="Times New Roman"/>
+                <w:color w:val="FF0000"/>
+              </w:rPr>
+            </w:pPr>
+            <w:r>
+              <w:rPr>
+                <w:rFonts w:ascii="Times New Roman" w:hAnsi="Times New Roman" w:cs="Times New Roman"/>
+                <w:color w:val="FF0000"/>
+              </w:rPr>
+              <w:t>3.749</w:t>
+            </w:r>
+          </w:p>
+        </w:tc>
+        <w:tc>
+          <w:tcPr>
+            <w:tcW w:w="2084" w:type="dxa"/>
+            <w:tcBorders>
+              <w:top w:val="single" w:sz="4" w:space="0" w:color="auto"/>
+              <w:left w:val="nil"/>
+              <w:bottom w:val="nil"/>
+              <w:right w:val="nil"/>
+            </w:tcBorders>
+            <w:tcMar>
+              <w:top w:w="15" w:type="dxa"/>
+              <w:left w:w="30" w:type="dxa"/>
+              <w:right w:w="30" w:type="dxa"/>
+            </w:tcMar>
+          </w:tcPr>
+          <w:p>
+            <w:pPr>
+              <w:pStyle w:val="ListParagraph"/>
+              <w:rPr>
+                <w:rFonts w:ascii="Times New Roman" w:hAnsi="Times New Roman" w:cs="Times New Roman"/>
+                <w:color w:val="FF0000"/>
+              </w:rPr>
+            </w:pPr>
+            <w:r>
+              <w:rPr>
+                <w:rFonts w:ascii="Times New Roman" w:hAnsi="Times New Roman" w:cs="Times New Roman"/>
+                <w:color w:val="FF0000"/>
+              </w:rPr>
+              <w:t>104</w:t>
+            </w:r>
+          </w:p>
+        </w:tc>
+        <w:tc>
+          <w:tcPr>
+            <w:tcW w:w="2084" w:type="dxa"/>
+            <w:tcBorders>
+              <w:top w:val="single" w:sz="4" w:space="0" w:color="auto"/>
+              <w:left w:val="nil"/>
+              <w:bottom w:val="nil"/>
+              <w:right w:val="nil"/>
+            </w:tcBorders>
+            <w:tcMar>
+              <w:top w:w="15" w:type="dxa"/>
+              <w:left w:w="30" w:type="dxa"/>
+              <w:right w:w="30" w:type="dxa"/>
+            </w:tcMar>
+          </w:tcPr>
+          <w:p>
+            <w:pPr>
+              <w:pStyle w:val="ListParagraph"/>
+              <w:rPr>
+                <w:rFonts w:ascii="Times New Roman" w:hAnsi="Times New Roman" w:cs="Times New Roman"/>
+                <w:color w:val="FF0000"/>
+              </w:rPr>
+            </w:pPr>
+            <w:r>
+              <w:rPr>
+                <w:rFonts w:ascii="Times New Roman" w:hAnsi="Times New Roman" w:cs="Times New Roman"/>
+                <w:color w:val="FF0000"/>
+              </w:rPr>
+              <w:t>(3.367, 4.131)</w:t>
+            </w:r>
+          </w:p>
+        </w:tc>
+      </w:tr>
+    </w:tbl>
     <w:p>
       <w:pPr>
         <w:pStyle w:val="ListParagraph"/>
@@ -4951,42 +5394,60 @@
     <w:p>
       <w:pPr>
         <w:pStyle w:val="ListParagraph"/>
-        <w:ind w:left="0"/>
         <w:rPr>
           <w:rFonts w:ascii="Times New Roman" w:hAnsi="Times New Roman" w:cs="Times New Roman"/>
           <w:color w:val="FF0000"/>
         </w:rPr>
       </w:pPr>
-    </w:p>
-    <w:p>
-      <w:pPr>
-        <w:pStyle w:val="ListParagraph"/>
-        <w:ind w:left="0"/>
+      <w:r>
         <w:rPr>
           <w:rFonts w:ascii="Times New Roman" w:hAnsi="Times New Roman" w:cs="Times New Roman"/>
           <w:color w:val="FF0000"/>
         </w:rPr>
-      </w:pPr>
-    </w:p>
-    <w:p>
-      <w:pPr>
-        <w:pStyle w:val="ListParagraph"/>
-        <w:ind w:left="0"/>
+        <w:t>In the recent era, elite</w:t>
+      </w:r>
+      <w:r>
         <w:rPr>
           <w:rFonts w:ascii="Times New Roman" w:hAnsi="Times New Roman" w:cs="Times New Roman"/>
           <w:color w:val="FF0000"/>
         </w:rPr>
-      </w:pPr>
-    </w:p>
-    <w:p>
-      <w:pPr>
-        <w:pStyle w:val="NormalWeb"/>
-        <w:ind w:left="1080"/>
-        <w:rPr>
-          <w:sz w:val="22"/>
-          <w:szCs w:val="22"/>
-        </w:rPr>
-      </w:pPr>
+        <w:t xml:space="preserve"> women swimmers</w:t>
+      </w:r>
+      <w:r>
+        <w:rPr>
+          <w:rFonts w:ascii="Times New Roman" w:hAnsi="Times New Roman" w:cs="Times New Roman"/>
+          <w:color w:val="FF0000"/>
+        </w:rPr>
+        <w:t xml:space="preserve"> are, </w:t>
+      </w:r>
+      <w:r>
+        <w:rPr>
+          <w:rFonts w:ascii="Times New Roman" w:hAnsi="Times New Roman" w:cs="Times New Roman"/>
+          <w:color w:val="FF0000"/>
+        </w:rPr>
+        <w:t>on average</w:t>
+      </w:r>
+      <w:r>
+        <w:rPr>
+          <w:rFonts w:ascii="Times New Roman" w:hAnsi="Times New Roman" w:cs="Times New Roman"/>
+          <w:color w:val="FF0000"/>
+        </w:rPr>
+        <w:t xml:space="preserve">. 3.367 to 4.131 seconds faster in the </w:t>
+      </w:r>
+      <w:r>
+        <w:rPr>
+          <w:rFonts w:ascii="Times New Roman" w:hAnsi="Times New Roman" w:cs="Times New Roman"/>
+          <w:color w:val="FF0000"/>
+        </w:rPr>
+        <w:t>100 meter freestyle times than the butterfl</w:t>
+      </w:r>
+      <w:r>
+        <w:rPr>
+          <w:rFonts w:ascii="Times New Roman" w:hAnsi="Times New Roman" w:cs="Times New Roman"/>
+          <w:color w:val="FF0000"/>
+        </w:rPr>
+        <w:t>y (based on 95% confidence).</w:t>
+      </w:r>
     </w:p>
     <w:p>
       <w:pPr>
@@ -5006,6 +5467,7 @@
           <w:sz w:val="22"/>
           <w:szCs w:val="22"/>
         </w:rPr>
+        <w:lastRenderedPageBreak/>
         <w:t xml:space="preserve">Compare the confidence interval you found in Question </w:t>
       </w:r>
       <w:r>
@@ -5058,7 +5520,6 @@
           <w:sz w:val="22"/>
           <w:szCs w:val="22"/>
         </w:rPr>
-        <w:lastRenderedPageBreak/>
         <w:t>How are the two intervals similar or different?</w:t>
       </w:r>
     </w:p>
@@ -5067,20 +5528,19 @@
         <w:pStyle w:val="NormalWeb"/>
         <w:ind w:left="1440"/>
         <w:rPr>
+          <w:color w:val="EE0000"/>
           <w:sz w:val="22"/>
           <w:szCs w:val="22"/>
         </w:rPr>
       </w:pPr>
-    </w:p>
-    <w:p>
-      <w:pPr>
-        <w:pStyle w:val="NormalWeb"/>
-        <w:ind w:left="1440"/>
-        <w:rPr>
+      <w:r>
+        <w:rPr>
+          <w:color w:val="EE0000"/>
           <w:sz w:val="22"/>
           <w:szCs w:val="22"/>
         </w:rPr>
-      </w:pPr>
+        <w:t>Students will hopefully notice that difference in the recent era is larger and slightly narrower even with a smaller sample size.</w:t>
+      </w:r>
     </w:p>
     <w:p>
       <w:pPr>
@@ -5108,25 +5568,30 @@
     </w:p>
     <w:p>
       <w:pPr>
-        <w:pStyle w:val="ListParagraph"/>
-        <w:ind w:left="0"/>
-        <w:rPr>
-          <w:rFonts w:ascii="Times New Roman" w:hAnsi="Times New Roman" w:cs="Times New Roman"/>
-          <w:color w:val="FF0000"/>
-          <w:shd w:val="clear" w:color="auto" w:fill="FFFFFF"/>
-        </w:rPr>
-      </w:pPr>
-    </w:p>
-    <w:p>
-      <w:pPr>
-        <w:pStyle w:val="ListParagraph"/>
-        <w:ind w:left="0"/>
-        <w:rPr>
-          <w:rFonts w:ascii="Times New Roman" w:hAnsi="Times New Roman" w:cs="Times New Roman"/>
-          <w:color w:val="FF0000"/>
-          <w:shd w:val="clear" w:color="auto" w:fill="FFFFFF"/>
-        </w:rPr>
-      </w:pPr>
+        <w:pStyle w:val="NormalWeb"/>
+        <w:ind w:left="1440"/>
+        <w:rPr>
+          <w:color w:val="EE0000"/>
+          <w:sz w:val="22"/>
+          <w:szCs w:val="22"/>
+        </w:rPr>
+      </w:pPr>
+      <w:r>
+        <w:rPr>
+          <w:color w:val="EE0000"/>
+          <w:sz w:val="22"/>
+          <w:szCs w:val="22"/>
+        </w:rPr>
+        <w:t xml:space="preserve">Answers will likely vary. e.g., the smaller sample sizes are offset by </w:t>
+      </w:r>
+      <w:r>
+        <w:rPr>
+          <w:color w:val="EE0000"/>
+          <w:sz w:val="22"/>
+          <w:szCs w:val="22"/>
+        </w:rPr>
+        <w:t>the smaller st.dev in the freestyle. Location is more difficult to pinpoint and students that know swimming might be able to link it to improvements in women’s swimming. (The optional question e directly invites students to think about some of these potential factors.)</w:t>
+      </w:r>
     </w:p>
     <w:p>
       <w:pPr>
@@ -5210,20 +5675,39 @@
     <w:p>
       <w:pPr>
         <w:spacing w:before="100" w:beforeAutospacing="1" w:after="100" w:afterAutospacing="1" w:line="240" w:lineRule="auto"/>
+        <w:ind w:left="1080"/>
+        <w:rPr>
+          <w:rFonts w:ascii="Times New Roman" w:eastAsia="Times New Roman" w:hAnsi="Times New Roman" w:cs="Times New Roman"/>
+          <w:color w:val="EE0000"/>
+          <w:kern w:val="0"/>
+        </w:rPr>
+      </w:pPr>
+      <w:r>
+        <w:rPr>
+          <w:rFonts w:ascii="Times New Roman" w:eastAsia="Times New Roman" w:hAnsi="Times New Roman" w:cs="Times New Roman"/>
+          <w:color w:val="EE0000"/>
+          <w:kern w:val="0"/>
+        </w:rPr>
+        <w:t>In general, elite men are faster swimmers than elite women. If combining them together we would essentially be comparing bimodal distributions to each other. (Much like we likely did in the first question by combining eras.)</w:t>
+      </w:r>
+    </w:p>
+    <w:p>
+      <w:pPr>
+        <w:spacing w:before="100" w:beforeAutospacing="1" w:after="100" w:afterAutospacing="1" w:line="240" w:lineRule="auto"/>
+        <w:ind w:left="1080"/>
         <w:rPr>
           <w:rFonts w:ascii="Times New Roman" w:eastAsia="Times New Roman" w:hAnsi="Times New Roman" w:cs="Times New Roman"/>
           <w:kern w:val="0"/>
         </w:rPr>
       </w:pPr>
-    </w:p>
-    <w:p>
-      <w:pPr>
-        <w:spacing w:before="100" w:beforeAutospacing="1" w:after="100" w:afterAutospacing="1" w:line="240" w:lineRule="auto"/>
+      <w:r>
         <w:rPr>
           <w:rFonts w:ascii="Times New Roman" w:eastAsia="Times New Roman" w:hAnsi="Times New Roman" w:cs="Times New Roman"/>
+          <w:color w:val="EE0000"/>
           <w:kern w:val="0"/>
         </w:rPr>
-      </w:pPr>
+        <w:t>Further, if women’s times have been improving more rapidly more recently due to increased support for the sport, then comparing eras without separating out men and women might mask the massive improvements women have seen.</w:t>
+      </w:r>
     </w:p>
     <w:p>
       <w:pPr>
@@ -5252,12 +5736,21 @@
     <w:p>
       <w:pPr>
         <w:pStyle w:val="ListParagraph"/>
-        <w:ind w:left="0"/>
-        <w:rPr>
-          <w:rFonts w:ascii="Times New Roman" w:hAnsi="Times New Roman" w:cs="Times New Roman"/>
+        <w:ind w:left="1080"/>
+        <w:rPr>
+          <w:rFonts w:ascii="Times New Roman" w:hAnsi="Times New Roman" w:cs="Times New Roman"/>
+          <w:color w:val="EE0000"/>
           <w:shd w:val="clear" w:color="auto" w:fill="FFFFFF"/>
         </w:rPr>
       </w:pPr>
+      <w:r>
+        <w:rPr>
+          <w:rFonts w:ascii="Times New Roman" w:hAnsi="Times New Roman" w:cs="Times New Roman"/>
+          <w:color w:val="EE0000"/>
+          <w:shd w:val="clear" w:color="auto" w:fill="FFFFFF"/>
+        </w:rPr>
+        <w:t>We wouldn’t be able to tell if any improvements were for everyone or just women. (Or to what extent women improved compared to men.)</w:t>
+      </w:r>
     </w:p>
     <w:p>
       <w:pPr>
@@ -5282,30 +5775,91 @@
     <w:p>
       <w:pPr>
         <w:pStyle w:val="ListParagraph"/>
-        <w:ind w:left="0"/>
-        <w:rPr>
-          <w:rFonts w:ascii="Times New Roman" w:hAnsi="Times New Roman" w:cs="Times New Roman"/>
-          <w:shd w:val="clear" w:color="auto" w:fill="FFFFFF"/>
-        </w:rPr>
-      </w:pPr>
+        <w:numPr>
+          <w:ilvl w:val="0"/>
+          <w:numId w:val="11"/>
+        </w:numPr>
+        <w:spacing w:before="100" w:beforeAutospacing="1" w:after="100" w:afterAutospacing="1" w:line="240" w:lineRule="auto"/>
+        <w:ind w:left="1080"/>
+        <w:rPr>
+          <w:rFonts w:ascii="Times New Roman" w:eastAsia="Times New Roman" w:hAnsi="Times New Roman" w:cs="Times New Roman"/>
+          <w:kern w:val="0"/>
+          <w14:ligatures w14:val="none"/>
+        </w:rPr>
+      </w:pPr>
+      <w:r>
+        <w:rPr>
+          <w:rFonts w:ascii="Times New Roman" w:eastAsia="Times New Roman" w:hAnsi="Times New Roman" w:cs="Times New Roman"/>
+          <w:kern w:val="0"/>
+          <w14:ligatures w14:val="none"/>
+        </w:rPr>
+        <w:t>For Olympic finalists, which stroke (butterfly or freestyle), had the bigger improvement from the early to recent era. Justify your answer numerically. (However, there is no need to use statistical inference here since we’re limiting conclusions to just swimmers in our dataset.)</w:t>
+      </w:r>
     </w:p>
     <w:p>
       <w:pPr>
         <w:pStyle w:val="ListParagraph"/>
-        <w:ind w:left="0"/>
-        <w:rPr>
-          <w:rFonts w:ascii="Times New Roman" w:hAnsi="Times New Roman" w:cs="Times New Roman"/>
-          <w:shd w:val="clear" w:color="auto" w:fill="FFFFFF"/>
+        <w:spacing w:before="100" w:beforeAutospacing="1" w:after="100" w:afterAutospacing="1" w:line="240" w:lineRule="auto"/>
+        <w:ind w:left="1080"/>
+        <w:rPr>
+          <w:rFonts w:ascii="Times New Roman" w:eastAsia="Times New Roman" w:hAnsi="Times New Roman" w:cs="Times New Roman"/>
+          <w:kern w:val="0"/>
+          <w14:ligatures w14:val="none"/>
         </w:rPr>
       </w:pPr>
     </w:p>
     <w:p>
       <w:pPr>
         <w:pStyle w:val="ListParagraph"/>
-        <w:ind w:left="0"/>
-        <w:rPr>
-          <w:rFonts w:ascii="Times New Roman" w:hAnsi="Times New Roman" w:cs="Times New Roman"/>
-          <w:shd w:val="clear" w:color="auto" w:fill="FFFFFF"/>
+        <w:spacing w:before="100" w:beforeAutospacing="1" w:after="100" w:afterAutospacing="1" w:line="240" w:lineRule="auto"/>
+        <w:ind w:left="1080"/>
+        <w:rPr>
+          <w:rFonts w:ascii="Times New Roman" w:eastAsia="Times New Roman" w:hAnsi="Times New Roman" w:cs="Times New Roman"/>
+          <w:color w:val="EE0000"/>
+          <w:kern w:val="0"/>
+          <w14:ligatures w14:val="none"/>
+        </w:rPr>
+      </w:pPr>
+      <w:r>
+        <w:rPr>
+          <w:rFonts w:ascii="Times New Roman" w:eastAsia="Times New Roman" w:hAnsi="Times New Roman" w:cs="Times New Roman"/>
+          <w:color w:val="EE0000"/>
+          <w:kern w:val="0"/>
+          <w14:ligatures w14:val="none"/>
+        </w:rPr>
+        <w:t>Answers will vary. Students might compare  the difference in means within a stroke to see which one improves more on the seconds scale. Others might think of using the ratio and report improvements in terms of percentages.</w:t>
+      </w:r>
+      <w:r>
+        <w:rPr>
+          <w:rFonts w:ascii="Times New Roman" w:eastAsia="Times New Roman" w:hAnsi="Times New Roman" w:cs="Times New Roman"/>
+          <w:color w:val="EE0000"/>
+          <w:kern w:val="0"/>
+          <w14:ligatures w14:val="none"/>
+        </w:rPr>
+        <w:t xml:space="preserve"> Ideally, this can lead to an interesting discussion on how is the “best way” to measure improvement.</w:t>
+      </w:r>
+    </w:p>
+    <w:p>
+      <w:pPr>
+        <w:pStyle w:val="ListParagraph"/>
+        <w:spacing w:before="100" w:beforeAutospacing="1" w:after="100" w:afterAutospacing="1" w:line="240" w:lineRule="auto"/>
+        <w:ind w:left="1080"/>
+        <w:rPr>
+          <w:rFonts w:ascii="Times New Roman" w:eastAsia="Times New Roman" w:hAnsi="Times New Roman" w:cs="Times New Roman"/>
+          <w:kern w:val="0"/>
+          <w14:ligatures w14:val="none"/>
+        </w:rPr>
+      </w:pPr>
+    </w:p>
+    <w:p>
+      <w:pPr>
+        <w:pStyle w:val="ListParagraph"/>
+        <w:spacing w:before="100" w:beforeAutospacing="1" w:after="100" w:afterAutospacing="1" w:line="240" w:lineRule="auto"/>
+        <w:ind w:left="1080"/>
+        <w:rPr>
+          <w:rFonts w:ascii="Times New Roman" w:eastAsia="Times New Roman" w:hAnsi="Times New Roman" w:cs="Times New Roman"/>
+          <w:kern w:val="0"/>
+          <w14:ligatures w14:val="none"/>
         </w:rPr>
       </w:pPr>
     </w:p>
@@ -5355,6 +5909,7 @@
           <w:kern w:val="0"/>
           <w14:ligatures w14:val="none"/>
         </w:rPr>
+        <w:lastRenderedPageBreak/>
         <w:t>Advances in training and sports science</w:t>
       </w:r>
     </w:p>
@@ -5451,6 +6006,312 @@
         </w:rPr>
         <w:t>Brainstorm some possible reasons how these changes make have impacted swim times.</w:t>
       </w:r>
+    </w:p>
+    <w:p>
+      <w:pPr>
+        <w:spacing w:before="100" w:beforeAutospacing="1" w:after="100" w:afterAutospacing="1" w:line="240" w:lineRule="auto"/>
+        <w:ind w:firstLine="1080"/>
+        <w:rPr>
+          <w:rFonts w:ascii="Times New Roman" w:eastAsia="Times New Roman" w:hAnsi="Times New Roman" w:cs="Times New Roman"/>
+          <w:color w:val="EE0000"/>
+          <w:kern w:val="0"/>
+          <w14:ligatures w14:val="none"/>
+        </w:rPr>
+      </w:pPr>
+      <w:r>
+        <w:rPr>
+          <w:rFonts w:ascii="Times New Roman" w:eastAsia="Times New Roman" w:hAnsi="Times New Roman" w:cs="Times New Roman"/>
+          <w:color w:val="EE0000"/>
+          <w:kern w:val="0"/>
+          <w14:ligatures w14:val="none"/>
+        </w:rPr>
+        <w:t>Answers will vary. Here are a few thoughts.</w:t>
+      </w:r>
+    </w:p>
+    <w:p>
+      <w:pPr>
+        <w:numPr>
+          <w:ilvl w:val="0"/>
+          <w:numId w:val="6"/>
+        </w:numPr>
+        <w:tabs>
+          <w:tab w:val="num" w:pos="360"/>
+        </w:tabs>
+        <w:spacing w:before="100" w:beforeAutospacing="1" w:after="100" w:afterAutospacing="1" w:line="240" w:lineRule="auto"/>
+        <w:ind w:left="1440"/>
+        <w:rPr>
+          <w:rFonts w:ascii="Times New Roman" w:eastAsia="Times New Roman" w:hAnsi="Times New Roman" w:cs="Times New Roman"/>
+          <w:color w:val="EE0000"/>
+          <w:kern w:val="0"/>
+        </w:rPr>
+      </w:pPr>
+      <w:r>
+        <w:rPr>
+          <w:rFonts w:ascii="Times New Roman" w:eastAsia="Times New Roman" w:hAnsi="Times New Roman" w:cs="Times New Roman"/>
+          <w:color w:val="EE0000"/>
+          <w:kern w:val="0"/>
+          <w14:ligatures w14:val="none"/>
+        </w:rPr>
+        <w:t>Advances in training and sports science</w:t>
+      </w:r>
+    </w:p>
+    <w:p>
+      <w:pPr>
+        <w:numPr>
+          <w:ilvl w:val="1"/>
+          <w:numId w:val="6"/>
+        </w:numPr>
+        <w:tabs>
+          <w:tab w:val="clear" w:pos="3240"/>
+        </w:tabs>
+        <w:spacing w:before="100" w:beforeAutospacing="1" w:after="100" w:afterAutospacing="1" w:line="240" w:lineRule="auto"/>
+        <w:ind w:left="1800"/>
+        <w:rPr>
+          <w:rFonts w:ascii="Times New Roman" w:eastAsia="Times New Roman" w:hAnsi="Times New Roman" w:cs="Times New Roman"/>
+          <w:color w:val="EE0000"/>
+          <w:kern w:val="0"/>
+        </w:rPr>
+      </w:pPr>
+      <w:r>
+        <w:rPr>
+          <w:rFonts w:ascii="Times New Roman" w:eastAsia="Times New Roman" w:hAnsi="Times New Roman" w:cs="Times New Roman"/>
+          <w:color w:val="EE0000"/>
+          <w:kern w:val="0"/>
+        </w:rPr>
+        <w:t>This should result in improved times in the recent era</w:t>
+      </w:r>
+    </w:p>
+    <w:p>
+      <w:pPr>
+        <w:numPr>
+          <w:ilvl w:val="0"/>
+          <w:numId w:val="6"/>
+        </w:numPr>
+        <w:tabs>
+          <w:tab w:val="num" w:pos="360"/>
+        </w:tabs>
+        <w:spacing w:before="100" w:beforeAutospacing="1" w:after="100" w:afterAutospacing="1" w:line="240" w:lineRule="auto"/>
+        <w:ind w:left="1440"/>
+        <w:rPr>
+          <w:rFonts w:ascii="Times New Roman" w:eastAsia="Times New Roman" w:hAnsi="Times New Roman" w:cs="Times New Roman"/>
+          <w:color w:val="EE0000"/>
+          <w:kern w:val="0"/>
+        </w:rPr>
+      </w:pPr>
+      <w:r>
+        <w:rPr>
+          <w:rFonts w:ascii="Times New Roman" w:eastAsia="Times New Roman" w:hAnsi="Times New Roman" w:cs="Times New Roman"/>
+          <w:color w:val="EE0000"/>
+          <w:kern w:val="0"/>
+          <w14:ligatures w14:val="none"/>
+        </w:rPr>
+        <w:t>Changes in swimming rules (e.g., underwater limits)</w:t>
+      </w:r>
+    </w:p>
+    <w:p>
+      <w:pPr>
+        <w:numPr>
+          <w:ilvl w:val="1"/>
+          <w:numId w:val="6"/>
+        </w:numPr>
+        <w:tabs>
+          <w:tab w:val="clear" w:pos="3240"/>
+          <w:tab w:val="num" w:pos="2880"/>
+        </w:tabs>
+        <w:spacing w:before="100" w:beforeAutospacing="1" w:after="100" w:afterAutospacing="1" w:line="240" w:lineRule="auto"/>
+        <w:ind w:left="1800"/>
+        <w:rPr>
+          <w:rFonts w:ascii="Times New Roman" w:eastAsia="Times New Roman" w:hAnsi="Times New Roman" w:cs="Times New Roman"/>
+          <w:color w:val="EE0000"/>
+          <w:kern w:val="0"/>
+        </w:rPr>
+      </w:pPr>
+      <w:r>
+        <w:rPr>
+          <w:rFonts w:ascii="Times New Roman" w:eastAsia="Times New Roman" w:hAnsi="Times New Roman" w:cs="Times New Roman"/>
+          <w:color w:val="EE0000"/>
+          <w:kern w:val="0"/>
+          <w14:ligatures w14:val="none"/>
+        </w:rPr>
+        <w:t>Depending on the rule, different results could occur. e.g., the underwater limits might cause less variability in times as technique is better standardized</w:t>
+      </w:r>
+    </w:p>
+    <w:p>
+      <w:pPr>
+        <w:numPr>
+          <w:ilvl w:val="0"/>
+          <w:numId w:val="6"/>
+        </w:numPr>
+        <w:tabs>
+          <w:tab w:val="num" w:pos="360"/>
+        </w:tabs>
+        <w:spacing w:before="100" w:beforeAutospacing="1" w:after="100" w:afterAutospacing="1" w:line="240" w:lineRule="auto"/>
+        <w:ind w:left="1440"/>
+        <w:rPr>
+          <w:rFonts w:ascii="Times New Roman" w:eastAsia="Times New Roman" w:hAnsi="Times New Roman" w:cs="Times New Roman"/>
+          <w:color w:val="EE0000"/>
+          <w:kern w:val="0"/>
+        </w:rPr>
+      </w:pPr>
+      <w:r>
+        <w:rPr>
+          <w:rFonts w:ascii="Times New Roman" w:eastAsia="Times New Roman" w:hAnsi="Times New Roman" w:cs="Times New Roman"/>
+          <w:color w:val="EE0000"/>
+          <w:kern w:val="0"/>
+          <w14:ligatures w14:val="none"/>
+        </w:rPr>
+        <w:t>Technology (swimsuits, pool design)</w:t>
+      </w:r>
+    </w:p>
+    <w:p>
+      <w:pPr>
+        <w:numPr>
+          <w:ilvl w:val="1"/>
+          <w:numId w:val="6"/>
+        </w:numPr>
+        <w:tabs>
+          <w:tab w:val="clear" w:pos="3240"/>
+        </w:tabs>
+        <w:spacing w:before="100" w:beforeAutospacing="1" w:after="100" w:afterAutospacing="1" w:line="240" w:lineRule="auto"/>
+        <w:ind w:left="1800"/>
+        <w:rPr>
+          <w:rFonts w:ascii="Times New Roman" w:eastAsia="Times New Roman" w:hAnsi="Times New Roman" w:cs="Times New Roman"/>
+          <w:color w:val="EE0000"/>
+          <w:kern w:val="0"/>
+        </w:rPr>
+      </w:pPr>
+      <w:r>
+        <w:rPr>
+          <w:rFonts w:ascii="Times New Roman" w:eastAsia="Times New Roman" w:hAnsi="Times New Roman" w:cs="Times New Roman"/>
+          <w:color w:val="EE0000"/>
+          <w:kern w:val="0"/>
+        </w:rPr>
+        <w:t xml:space="preserve">This </w:t>
+      </w:r>
+      <w:r>
+        <w:rPr>
+          <w:rFonts w:ascii="Times New Roman" w:eastAsia="Times New Roman" w:hAnsi="Times New Roman" w:cs="Times New Roman"/>
+          <w:color w:val="EE0000"/>
+          <w:kern w:val="0"/>
+        </w:rPr>
+        <w:t>could</w:t>
+      </w:r>
+      <w:r>
+        <w:rPr>
+          <w:rFonts w:ascii="Times New Roman" w:eastAsia="Times New Roman" w:hAnsi="Times New Roman" w:cs="Times New Roman"/>
+          <w:color w:val="EE0000"/>
+          <w:kern w:val="0"/>
+        </w:rPr>
+        <w:t xml:space="preserve"> result in improved times in the recent era</w:t>
+      </w:r>
+    </w:p>
+    <w:p>
+      <w:pPr>
+        <w:numPr>
+          <w:ilvl w:val="1"/>
+          <w:numId w:val="6"/>
+        </w:numPr>
+        <w:tabs>
+          <w:tab w:val="clear" w:pos="3240"/>
+        </w:tabs>
+        <w:spacing w:before="100" w:beforeAutospacing="1" w:after="100" w:afterAutospacing="1" w:line="240" w:lineRule="auto"/>
+        <w:ind w:left="1800"/>
+        <w:rPr>
+          <w:rFonts w:ascii="Times New Roman" w:eastAsia="Times New Roman" w:hAnsi="Times New Roman" w:cs="Times New Roman"/>
+          <w:color w:val="EE0000"/>
+          <w:kern w:val="0"/>
+        </w:rPr>
+      </w:pPr>
+      <w:r>
+        <w:rPr>
+          <w:rFonts w:ascii="Times New Roman" w:eastAsia="Times New Roman" w:hAnsi="Times New Roman" w:cs="Times New Roman"/>
+          <w:color w:val="EE0000"/>
+          <w:kern w:val="0"/>
+        </w:rPr>
+        <w:t xml:space="preserve">However, the swimsuits have been standardized better in recent years. For example, in 2010, </w:t>
+      </w:r>
+      <w:r>
+        <w:rPr>
+          <w:rFonts w:ascii="Times New Roman" w:eastAsia="Times New Roman" w:hAnsi="Times New Roman" w:cs="Times New Roman"/>
+          <w:color w:val="EE0000"/>
+          <w:kern w:val="0"/>
+        </w:rPr>
+        <w:t>polyurethane</w:t>
+      </w:r>
+      <w:r>
+        <w:rPr>
+          <w:rFonts w:ascii="Times New Roman" w:eastAsia="Times New Roman" w:hAnsi="Times New Roman" w:cs="Times New Roman"/>
+          <w:color w:val="EE0000"/>
+          <w:kern w:val="0"/>
+        </w:rPr>
+        <w:t xml:space="preserve"> based suits was banned.</w:t>
+      </w:r>
+    </w:p>
+    <w:p>
+      <w:pPr>
+        <w:numPr>
+          <w:ilvl w:val="0"/>
+          <w:numId w:val="6"/>
+        </w:numPr>
+        <w:tabs>
+          <w:tab w:val="num" w:pos="360"/>
+        </w:tabs>
+        <w:spacing w:before="100" w:beforeAutospacing="1" w:after="100" w:afterAutospacing="1" w:line="240" w:lineRule="auto"/>
+        <w:ind w:left="1440"/>
+        <w:rPr>
+          <w:rFonts w:ascii="Times New Roman" w:eastAsia="Times New Roman" w:hAnsi="Times New Roman" w:cs="Times New Roman"/>
+          <w:color w:val="EE0000"/>
+          <w:kern w:val="0"/>
+        </w:rPr>
+      </w:pPr>
+      <w:r>
+        <w:rPr>
+          <w:rFonts w:ascii="Times New Roman" w:eastAsia="Times New Roman" w:hAnsi="Times New Roman" w:cs="Times New Roman"/>
+          <w:color w:val="EE0000"/>
+          <w:kern w:val="0"/>
+          <w14:ligatures w14:val="none"/>
+        </w:rPr>
+        <w:t>Growth in women’s participation and support for elite athletes</w:t>
+      </w:r>
+    </w:p>
+    <w:p>
+      <w:pPr>
+        <w:numPr>
+          <w:ilvl w:val="1"/>
+          <w:numId w:val="6"/>
+        </w:numPr>
+        <w:tabs>
+          <w:tab w:val="clear" w:pos="3240"/>
+          <w:tab w:val="num" w:pos="2880"/>
+        </w:tabs>
+        <w:spacing w:before="100" w:beforeAutospacing="1" w:after="100" w:afterAutospacing="1" w:line="240" w:lineRule="auto"/>
+        <w:ind w:left="1800"/>
+        <w:rPr>
+          <w:rFonts w:ascii="Times New Roman" w:eastAsia="Times New Roman" w:hAnsi="Times New Roman" w:cs="Times New Roman"/>
+          <w:color w:val="EE0000"/>
+          <w:kern w:val="0"/>
+        </w:rPr>
+      </w:pPr>
+      <w:r>
+        <w:rPr>
+          <w:rFonts w:ascii="Times New Roman" w:eastAsia="Times New Roman" w:hAnsi="Times New Roman" w:cs="Times New Roman"/>
+          <w:color w:val="EE0000"/>
+          <w:kern w:val="0"/>
+        </w:rPr>
+        <w:t>With more participants and better support, one would expect ties to improve.</w:t>
+      </w:r>
+    </w:p>
+    <w:p>
+      <w:pPr>
+        <w:spacing w:before="100" w:beforeAutospacing="1" w:after="100" w:afterAutospacing="1" w:line="240" w:lineRule="auto"/>
+        <w:ind w:firstLine="1080"/>
+        <w:rPr>
+          <w:rFonts w:ascii="Times New Roman" w:eastAsia="Times New Roman" w:hAnsi="Times New Roman" w:cs="Times New Roman"/>
+          <w:color w:val="EE0000"/>
+          <w:kern w:val="0"/>
+          <w14:ligatures w14:val="none"/>
+        </w:rPr>
+      </w:pPr>
     </w:p>
     <w:sectPr>
       <w:pgSz w:w="12240" w:h="15840"/>
@@ -5463,7 +6324,7 @@
 </file>
 
 <file path=word/numbering.xml><?xml version="1.0" encoding="utf-8"?>
-<w:numbering xmlns:wpc="http://schemas.microsoft.com/office/word/2010/wordprocessingCanvas" xmlns:cx="http://schemas.microsoft.com/office/drawing/2014/chartex" xmlns:cx1="http://schemas.microsoft.com/office/drawing/2015/9/8/chartex" xmlns:mc="http://schemas.openxmlformats.org/markup-compatibility/2006" xmlns:o="urn:schemas-microsoft-com:office:office" xmlns:r="http://schemas.openxmlformats.org/officeDocument/2006/relationships" xmlns:m="http://schemas.openxmlformats.org/officeDocument/2006/math" xmlns:v="urn:schemas-microsoft-com:vml" xmlns:wp14="http://schemas.microsoft.com/office/word/2010/wordprocessingDrawing" xmlns:wp="http://schemas.openxmlformats.org/drawingml/2006/wordprocessingDrawing" xmlns:w10="urn:schemas-microsoft-com:office:word" xmlns:w="http://schemas.openxmlformats.org/wordprocessingml/2006/main" xmlns:w14="http://schemas.microsoft.com/office/word/2010/wordml" xmlns:w15="http://schemas.microsoft.com/office/word/2012/wordml" xmlns:w16se="http://schemas.microsoft.com/office/word/2015/wordml/symex" xmlns:wpg="http://schemas.microsoft.com/office/word/2010/wordprocessingGroup" xmlns:wpi="http://schemas.microsoft.com/office/word/2010/wordprocessingInk" xmlns:wne="http://schemas.microsoft.com/office/word/2006/wordml" xmlns:wps="http://schemas.microsoft.com/office/word/2010/wordprocessingShape" mc:Ignorable="w14 w15 w16se wp14">
+<w:numbering xmlns:wpc="http://schemas.microsoft.com/office/word/2010/wordprocessingCanvas" xmlns:cx="http://schemas.microsoft.com/office/drawing/2014/chartex" xmlns:cx1="http://schemas.microsoft.com/office/drawing/2015/9/8/chartex" xmlns:cx2="http://schemas.microsoft.com/office/drawing/2015/10/21/chartex" xmlns:cx3="http://schemas.microsoft.com/office/drawing/2016/5/9/chartex" xmlns:cx4="http://schemas.microsoft.com/office/drawing/2016/5/10/chartex" xmlns:cx5="http://schemas.microsoft.com/office/drawing/2016/5/11/chartex" xmlns:cx6="http://schemas.microsoft.com/office/drawing/2016/5/12/chartex" xmlns:cx7="http://schemas.microsoft.com/office/drawing/2016/5/13/chartex" xmlns:cx8="http://schemas.microsoft.com/office/drawing/2016/5/14/chartex" xmlns:mc="http://schemas.openxmlformats.org/markup-compatibility/2006" xmlns:aink="http://schemas.microsoft.com/office/drawing/2016/ink" xmlns:am3d="http://schemas.microsoft.com/office/drawing/2017/model3d" xmlns:o="urn:schemas-microsoft-com:office:office" xmlns:oel="http://schemas.microsoft.com/office/2019/extlst" xmlns:r="http://schemas.openxmlformats.org/officeDocument/2006/relationships" xmlns:m="http://schemas.openxmlformats.org/officeDocument/2006/math" xmlns:v="urn:schemas-microsoft-com:vml" xmlns:wp14="http://schemas.microsoft.com/office/word/2010/wordprocessingDrawing" xmlns:wp="http://schemas.openxmlformats.org/drawingml/2006/wordprocessingDrawing" xmlns:w10="urn:schemas-microsoft-com:office:word" xmlns:w="http://schemas.openxmlformats.org/wordprocessingml/2006/main" xmlns:w14="http://schemas.microsoft.com/office/word/2010/wordml" xmlns:w15="http://schemas.microsoft.com/office/word/2012/wordml" xmlns:w16cex="http://schemas.microsoft.com/office/word/2018/wordml/cex" xmlns:w16cid="http://schemas.microsoft.com/office/word/2016/wordml/cid" xmlns:w16="http://schemas.microsoft.com/office/word/2018/wordml" xmlns:w16du="http://schemas.microsoft.com/office/word/2023/wordml/word16du" xmlns:w16sdtdh="http://schemas.microsoft.com/office/word/2020/wordml/sdtdatahash" xmlns:w16sdtfl="http://schemas.microsoft.com/office/word/2024/wordml/sdtformatlock" xmlns:w16se="http://schemas.microsoft.com/office/word/2015/wordml/symex" xmlns:wpg="http://schemas.microsoft.com/office/word/2010/wordprocessingGroup" xmlns:wpi="http://schemas.microsoft.com/office/word/2010/wordprocessingInk" xmlns:wne="http://schemas.microsoft.com/office/word/2006/wordml" xmlns:wps="http://schemas.microsoft.com/office/word/2010/wordprocessingShape" mc:Ignorable="w14 w15 w16se w16cid w16 w16cex w16sdtdh w16sdtfl w16du wp14">
   <w:abstractNum w:abstractNumId="0" w15:restartNumberingAfterBreak="0">
     <w:nsid w:val="199520CD"/>
     <w:multiLevelType w:val="multilevel"/>
@@ -6201,7 +7062,7 @@
         <w:sz w:val="20"/>
       </w:rPr>
     </w:lvl>
-    <w:lvl w:ilvl="1" w:tentative="1">
+    <w:lvl w:ilvl="1">
       <w:start w:val="1"/>
       <w:numFmt w:val="bullet"/>
       <w:lvlText w:val="o"/>
@@ -6897,47 +7758,47 @@
       </w:rPr>
     </w:lvl>
   </w:abstractNum>
-  <w:num w:numId="1">
+  <w:num w:numId="1" w16cid:durableId="949774922">
     <w:abstractNumId w:val="8"/>
   </w:num>
-  <w:num w:numId="2">
+  <w:num w:numId="2" w16cid:durableId="1817381502">
     <w:abstractNumId w:val="0"/>
   </w:num>
-  <w:num w:numId="3">
+  <w:num w:numId="3" w16cid:durableId="1402100202">
     <w:abstractNumId w:val="7"/>
   </w:num>
-  <w:num w:numId="4">
+  <w:num w:numId="4" w16cid:durableId="1520385047">
     <w:abstractNumId w:val="2"/>
   </w:num>
-  <w:num w:numId="5">
+  <w:num w:numId="5" w16cid:durableId="1436056560">
     <w:abstractNumId w:val="3"/>
   </w:num>
-  <w:num w:numId="6">
+  <w:num w:numId="6" w16cid:durableId="562762689">
     <w:abstractNumId w:val="6"/>
   </w:num>
-  <w:num w:numId="7">
+  <w:num w:numId="7" w16cid:durableId="1623802278">
     <w:abstractNumId w:val="5"/>
   </w:num>
-  <w:num w:numId="8">
+  <w:num w:numId="8" w16cid:durableId="2146313780">
     <w:abstractNumId w:val="4"/>
   </w:num>
-  <w:num w:numId="9">
+  <w:num w:numId="9" w16cid:durableId="659963353">
     <w:abstractNumId w:val="11"/>
   </w:num>
-  <w:num w:numId="10">
+  <w:num w:numId="10" w16cid:durableId="2140414668">
     <w:abstractNumId w:val="1"/>
   </w:num>
-  <w:num w:numId="11">
+  <w:num w:numId="11" w16cid:durableId="1991208172">
     <w:abstractNumId w:val="10"/>
   </w:num>
-  <w:num w:numId="12">
+  <w:num w:numId="12" w16cid:durableId="1882328535">
     <w:abstractNumId w:val="9"/>
   </w:num>
 </w:numbering>
 </file>
 
 <file path=word/styles.xml><?xml version="1.0" encoding="utf-8"?>
-<w:styles xmlns:mc="http://schemas.openxmlformats.org/markup-compatibility/2006" xmlns:r="http://schemas.openxmlformats.org/officeDocument/2006/relationships" xmlns:w="http://schemas.openxmlformats.org/wordprocessingml/2006/main" xmlns:w14="http://schemas.microsoft.com/office/word/2010/wordml" xmlns:w15="http://schemas.microsoft.com/office/word/2012/wordml" xmlns:w16se="http://schemas.microsoft.com/office/word/2015/wordml/symex" mc:Ignorable="w14 w15 w16se">
+<w:styles xmlns:mc="http://schemas.openxmlformats.org/markup-compatibility/2006" xmlns:r="http://schemas.openxmlformats.org/officeDocument/2006/relationships" xmlns:w="http://schemas.openxmlformats.org/wordprocessingml/2006/main" xmlns:w14="http://schemas.microsoft.com/office/word/2010/wordml" xmlns:w15="http://schemas.microsoft.com/office/word/2012/wordml" xmlns:w16cex="http://schemas.microsoft.com/office/word/2018/wordml/cex" xmlns:w16cid="http://schemas.microsoft.com/office/word/2016/wordml/cid" xmlns:w16="http://schemas.microsoft.com/office/word/2018/wordml" xmlns:w16du="http://schemas.microsoft.com/office/word/2023/wordml/word16du" xmlns:w16sdtdh="http://schemas.microsoft.com/office/word/2020/wordml/sdtdatahash" xmlns:w16sdtfl="http://schemas.microsoft.com/office/word/2024/wordml/sdtformatlock" xmlns:w16se="http://schemas.microsoft.com/office/word/2015/wordml/symex" mc:Ignorable="w14 w15 w16se w16cid w16 w16cex w16sdtdh w16sdtfl w16du">
   <w:docDefaults>
     <w:rPrDefault>
       <w:rPr>
@@ -6955,7 +7816,7 @@
       </w:pPr>
     </w:pPrDefault>
   </w:docDefaults>
-  <w:latentStyles w:defLockedState="0" w:defUIPriority="99" w:defSemiHidden="0" w:defUnhideWhenUsed="0" w:defQFormat="0" w:count="371">
+  <w:latentStyles w:defLockedState="0" w:defUIPriority="99" w:defSemiHidden="0" w:defUnhideWhenUsed="0" w:defQFormat="0" w:count="376">
     <w:lsdException w:name="Normal" w:uiPriority="0" w:qFormat="1"/>
     <w:lsdException w:name="heading 1" w:uiPriority="9" w:qFormat="1"/>
     <w:lsdException w:name="heading 2" w:semiHidden="1" w:uiPriority="9" w:unhideWhenUsed="1" w:qFormat="1"/>
@@ -7327,6 +8188,11 @@
     <w:lsdException w:name="List Table 5 Dark Accent 6" w:uiPriority="50"/>
     <w:lsdException w:name="List Table 6 Colorful Accent 6" w:uiPriority="51"/>
     <w:lsdException w:name="List Table 7 Colorful Accent 6" w:uiPriority="52"/>
+    <w:lsdException w:name="Mention" w:semiHidden="1" w:unhideWhenUsed="1"/>
+    <w:lsdException w:name="Smart Hyperlink" w:semiHidden="1" w:unhideWhenUsed="1"/>
+    <w:lsdException w:name="Hashtag" w:semiHidden="1" w:unhideWhenUsed="1"/>
+    <w:lsdException w:name="Unresolved Mention" w:semiHidden="1" w:unhideWhenUsed="1"/>
+    <w:lsdException w:name="Smart Link" w:semiHidden="1" w:unhideWhenUsed="1"/>
   </w:latentStyles>
   <w:style w:type="paragraph" w:default="1" w:styleId="Normal">
     <w:name w:val="Normal"/>
